--- a/Received/seven/7 English II.docx
+++ b/Received/seven/7 English II.docx
@@ -1,6 +1,6 @@
 
 <file path=word/document.xml><?xml version="1.0" encoding="utf-8"?>
-<w:document xmlns:wpc="http://schemas.microsoft.com/office/word/2010/wordprocessingCanvas" xmlns:cx="http://schemas.microsoft.com/office/drawing/2014/chartex" xmlns:cx1="http://schemas.microsoft.com/office/drawing/2015/9/8/chartex" xmlns:mc="http://schemas.openxmlformats.org/markup-compatibility/2006" xmlns:o="urn:schemas-microsoft-com:office:office" xmlns:r="http://schemas.openxmlformats.org/officeDocument/2006/relationships" xmlns:m="http://schemas.openxmlformats.org/officeDocument/2006/math" xmlns:v="urn:schemas-microsoft-com:vml" xmlns:wp14="http://schemas.microsoft.com/office/word/2010/wordprocessingDrawing" xmlns:wp="http://schemas.openxmlformats.org/drawingml/2006/wordprocessingDrawing" xmlns:w10="urn:schemas-microsoft-com:office:word" xmlns:w="http://schemas.openxmlformats.org/wordprocessingml/2006/main" xmlns:w14="http://schemas.microsoft.com/office/word/2010/wordml" xmlns:w15="http://schemas.microsoft.com/office/word/2012/wordml" xmlns:w16se="http://schemas.microsoft.com/office/word/2015/wordml/symex" xmlns:wpg="http://schemas.microsoft.com/office/word/2010/wordprocessingGroup" xmlns:wpi="http://schemas.microsoft.com/office/word/2010/wordprocessingInk" xmlns:wne="http://schemas.microsoft.com/office/word/2006/wordml" xmlns:wps="http://schemas.microsoft.com/office/word/2010/wordprocessingShape" mc:Ignorable="w14 w15 w16se wp14">
+<w:document xmlns:wpc="http://schemas.microsoft.com/office/word/2010/wordprocessingCanvas" xmlns:cx="http://schemas.microsoft.com/office/drawing/2014/chartex" xmlns:cx1="http://schemas.microsoft.com/office/drawing/2015/9/8/chartex" xmlns:cx2="http://schemas.microsoft.com/office/drawing/2015/10/21/chartex" xmlns:cx3="http://schemas.microsoft.com/office/drawing/2016/5/9/chartex" xmlns:cx4="http://schemas.microsoft.com/office/drawing/2016/5/10/chartex" xmlns:cx5="http://schemas.microsoft.com/office/drawing/2016/5/11/chartex" xmlns:cx6="http://schemas.microsoft.com/office/drawing/2016/5/12/chartex" xmlns:cx7="http://schemas.microsoft.com/office/drawing/2016/5/13/chartex" xmlns:cx8="http://schemas.microsoft.com/office/drawing/2016/5/14/chartex" xmlns:mc="http://schemas.openxmlformats.org/markup-compatibility/2006" xmlns:aink="http://schemas.microsoft.com/office/drawing/2016/ink" xmlns:am3d="http://schemas.microsoft.com/office/drawing/2017/model3d" xmlns:o="urn:schemas-microsoft-com:office:office" xmlns:oel="http://schemas.microsoft.com/office/2019/extlst" xmlns:r="http://schemas.openxmlformats.org/officeDocument/2006/relationships" xmlns:m="http://schemas.openxmlformats.org/officeDocument/2006/math" xmlns:v="urn:schemas-microsoft-com:vml" xmlns:wp14="http://schemas.microsoft.com/office/word/2010/wordprocessingDrawing" xmlns:wp="http://schemas.openxmlformats.org/drawingml/2006/wordprocessingDrawing" xmlns:w10="urn:schemas-microsoft-com:office:word" xmlns:w="http://schemas.openxmlformats.org/wordprocessingml/2006/main" xmlns:w14="http://schemas.microsoft.com/office/word/2010/wordml" xmlns:w15="http://schemas.microsoft.com/office/word/2012/wordml" xmlns:w16cex="http://schemas.microsoft.com/office/word/2018/wordml/cex" xmlns:w16cid="http://schemas.microsoft.com/office/word/2016/wordml/cid" xmlns:w16="http://schemas.microsoft.com/office/word/2018/wordml" xmlns:w16du="http://schemas.microsoft.com/office/word/2023/wordml/word16du" xmlns:w16sdtdh="http://schemas.microsoft.com/office/word/2020/wordml/sdtdatahash" xmlns:w16sdtfl="http://schemas.microsoft.com/office/word/2024/wordml/sdtformatlock" xmlns:w16se="http://schemas.microsoft.com/office/word/2015/wordml/symex" xmlns:wpg="http://schemas.microsoft.com/office/word/2010/wordprocessingGroup" xmlns:wpi="http://schemas.microsoft.com/office/word/2010/wordprocessingInk" xmlns:wne="http://schemas.microsoft.com/office/word/2006/wordml" xmlns:wps="http://schemas.microsoft.com/office/word/2010/wordprocessingShape" mc:Ignorable="w14 w15 w16se w16cid w16 w16cex w16sdtdh w16sdtfl w16du wp14">
   <w:body>
     <w:p>
       <w:pPr>
@@ -72,6 +72,16 @@
                               </w:rPr>
                               <w:t xml:space="preserve">D- </w:t>
                             </w:r>
+                            <w:r>
+                              <w:rPr>
+                                <w:rFonts w:ascii="Times New Roman" w:hAnsi="Times New Roman"/>
+                                <w:b/>
+                                <w:bCs/>
+                                <w:sz w:val="28"/>
+                                <w:szCs w:val="28"/>
+                              </w:rPr>
+                              <w:t>24</w:t>
+                            </w:r>
                           </w:p>
                         </w:txbxContent>
                       </wps:txbx>
@@ -90,7 +100,7 @@
               </wp:anchor>
             </w:drawing>
           </mc:Choice>
-          <mc:Fallback xmlns:w16sdtdh="http://schemas.microsoft.com/office/word/2020/wordml/sdtdatahash" xmlns:w16du="http://schemas.microsoft.com/office/word/2023/wordml/word16du" xmlns:w16="http://schemas.microsoft.com/office/word/2018/wordml" xmlns:w16cid="http://schemas.microsoft.com/office/word/2016/wordml/cid" xmlns:w16cex="http://schemas.microsoft.com/office/word/2018/wordml/cex" xmlns:oel="http://schemas.microsoft.com/office/2019/extlst" xmlns:am3d="http://schemas.microsoft.com/office/drawing/2017/model3d" xmlns:aink="http://schemas.microsoft.com/office/drawing/2016/ink" xmlns:cx8="http://schemas.microsoft.com/office/drawing/2016/5/14/chartex" xmlns:cx7="http://schemas.microsoft.com/office/drawing/2016/5/13/chartex" xmlns:cx6="http://schemas.microsoft.com/office/drawing/2016/5/12/chartex" xmlns:cx5="http://schemas.microsoft.com/office/drawing/2016/5/11/chartex" xmlns:cx4="http://schemas.microsoft.com/office/drawing/2016/5/10/chartex" xmlns:cx3="http://schemas.microsoft.com/office/drawing/2016/5/9/chartex" xmlns:cx2="http://schemas.microsoft.com/office/drawing/2015/10/21/chartex">
+          <mc:Fallback>
             <w:pict>
               <v:shapetype w14:anchorId="7F825929" id="_x0000_t202" coordsize="21600,21600" o:spt="202" path="m,l,21600r21600,l21600,xe">
                 <v:stroke joinstyle="miter"/>
@@ -109,6 +119,16 @@
                           <w:szCs w:val="28"/>
                         </w:rPr>
                         <w:t xml:space="preserve">D- </w:t>
+                      </w:r>
+                      <w:r>
+                        <w:rPr>
+                          <w:rFonts w:ascii="Times New Roman" w:hAnsi="Times New Roman"/>
+                          <w:b/>
+                          <w:bCs/>
+                          <w:sz w:val="28"/>
+                          <w:szCs w:val="28"/>
+                        </w:rPr>
+                        <w:t>24</w:t>
                       </w:r>
                     </w:p>
                   </w:txbxContent>
@@ -361,7 +381,7 @@
           <w:sz w:val="24"/>
           <w:szCs w:val="24"/>
         </w:rPr>
-        <w:t xml:space="preserve"> hrs.</w:t>
+        <w:t xml:space="preserve"> hr.</w:t>
       </w:r>
       <w:r>
         <w:rPr>
@@ -456,6 +476,16 @@
           <w:sz w:val="24"/>
           <w:szCs w:val="24"/>
         </w:rPr>
+        <w:t xml:space="preserve"> </w:t>
+      </w:r>
+      <w:r>
+        <w:rPr>
+          <w:rFonts w:ascii="Times New Roman" w:hAnsi="Times New Roman"/>
+          <w:b/>
+          <w:bCs/>
+          <w:sz w:val="24"/>
+          <w:szCs w:val="24"/>
+        </w:rPr>
         <w:t>English</w:t>
       </w:r>
       <w:r>
@@ -683,7 +713,27 @@
           <w:szCs w:val="24"/>
           <w:lang w:val="en-US" w:bidi="ar-SA"/>
         </w:rPr>
-        <w:t>Six thousand four hundred Persians died, but only one hundred and ninety two Athenians, and the Persians ran back to their ships. Pheidippides ran to Athens. When he arrived, he shouted, "We have won!" Then he fell down dead.</w:t>
+        <w:t xml:space="preserve">Six thousand four hundred Persians died, but only one hundred and </w:t>
+      </w:r>
+      <w:proofErr w:type="gramStart"/>
+      <w:r>
+        <w:rPr>
+          <w:rFonts w:ascii="Times New Roman" w:eastAsia="Times New Roman" w:hAnsi="Times New Roman" w:cs="Times New Roman"/>
+          <w:sz w:val="24"/>
+          <w:szCs w:val="24"/>
+          <w:lang w:val="en-US" w:bidi="ar-SA"/>
+        </w:rPr>
+        <w:t>ninety two</w:t>
+      </w:r>
+      <w:proofErr w:type="gramEnd"/>
+      <w:r>
+        <w:rPr>
+          <w:rFonts w:ascii="Times New Roman" w:eastAsia="Times New Roman" w:hAnsi="Times New Roman" w:cs="Times New Roman"/>
+          <w:sz w:val="24"/>
+          <w:szCs w:val="24"/>
+          <w:lang w:val="en-US" w:bidi="ar-SA"/>
+        </w:rPr>
+        <w:t xml:space="preserve"> Athenians, and the Persians ran back to their ships. Pheidippides ran to Athens. When he arrived, he shouted, "We have won!" Then he fell down dead.</w:t>
       </w:r>
       <w:r>
         <w:rPr>
@@ -758,7 +808,47 @@
           <w:szCs w:val="24"/>
           <w:lang w:val="en-US" w:bidi="ar-SA"/>
         </w:rPr>
-        <w:t>( 5×1=5)</w:t>
+        <w:t>(</w:t>
+      </w:r>
+      <w:r>
+        <w:rPr>
+          <w:rFonts w:ascii="Times New Roman" w:eastAsia="Times New Roman" w:hAnsi="Times New Roman" w:cs="Times New Roman"/>
+          <w:b/>
+          <w:sz w:val="24"/>
+          <w:szCs w:val="24"/>
+          <w:lang w:val="en-US" w:bidi="ar-SA"/>
+        </w:rPr>
+        <w:t>4</w:t>
+      </w:r>
+      <w:r>
+        <w:rPr>
+          <w:rFonts w:ascii="Times New Roman" w:eastAsia="Times New Roman" w:hAnsi="Times New Roman" w:cs="Times New Roman"/>
+          <w:b/>
+          <w:sz w:val="24"/>
+          <w:szCs w:val="24"/>
+          <w:lang w:val="en-US" w:bidi="ar-SA"/>
+        </w:rPr>
+        <w:t>×1=</w:t>
+      </w:r>
+      <w:r>
+        <w:rPr>
+          <w:rFonts w:ascii="Times New Roman" w:eastAsia="Times New Roman" w:hAnsi="Times New Roman" w:cs="Times New Roman"/>
+          <w:b/>
+          <w:sz w:val="24"/>
+          <w:szCs w:val="24"/>
+          <w:lang w:val="en-US" w:bidi="ar-SA"/>
+        </w:rPr>
+        <w:t>4</w:t>
+      </w:r>
+      <w:r>
+        <w:rPr>
+          <w:rFonts w:ascii="Times New Roman" w:eastAsia="Times New Roman" w:hAnsi="Times New Roman" w:cs="Times New Roman"/>
+          <w:b/>
+          <w:sz w:val="24"/>
+          <w:szCs w:val="24"/>
+          <w:lang w:val="en-US" w:bidi="ar-SA"/>
+        </w:rPr>
+        <w:t>)</w:t>
       </w:r>
     </w:p>
     <w:p>
@@ -856,27 +946,6 @@
           <w:lang w:val="en-US" w:bidi="ar-SA"/>
         </w:rPr>
       </w:pPr>
-      <w:r>
-        <w:rPr>
-          <w:rFonts w:ascii="Times New Roman" w:eastAsia="Times New Roman" w:hAnsi="Times New Roman" w:cs="Times New Roman"/>
-          <w:sz w:val="24"/>
-          <w:szCs w:val="24"/>
-          <w:lang w:val="en-US" w:bidi="ar-SA"/>
-        </w:rPr>
-        <w:t>e..........is a famous Nepali marathon runner .</w:t>
-      </w:r>
-    </w:p>
-    <w:p>
-      <w:pPr>
-        <w:spacing w:after="0" w:line="240" w:lineRule="auto"/>
-        <w:jc w:val="both"/>
-        <w:rPr>
-          <w:rFonts w:ascii="Times New Roman" w:eastAsia="Times New Roman" w:hAnsi="Times New Roman" w:cs="Times New Roman"/>
-          <w:sz w:val="24"/>
-          <w:szCs w:val="24"/>
-          <w:lang w:val="en-US" w:bidi="ar-SA"/>
-        </w:rPr>
-      </w:pPr>
     </w:p>
     <w:p>
       <w:pPr>
@@ -960,84 +1029,191 @@
           <w:szCs w:val="24"/>
           <w:lang w:val="en-US" w:bidi="ar-SA"/>
         </w:rPr>
-        <w:t>b.He would pass . He worked hard.</w:t>
-      </w:r>
-    </w:p>
-    <w:p>
-      <w:pPr>
-        <w:spacing w:after="0" w:line="240" w:lineRule="auto"/>
-        <w:jc w:val="both"/>
-        <w:rPr>
-          <w:rFonts w:ascii="Times New Roman" w:eastAsia="Times New Roman" w:hAnsi="Times New Roman" w:cs="Times New Roman"/>
-          <w:sz w:val="24"/>
-          <w:szCs w:val="24"/>
-          <w:lang w:val="en-US" w:bidi="ar-SA"/>
-        </w:rPr>
-      </w:pPr>
-      <w:r>
-        <w:rPr>
-          <w:rFonts w:ascii="Times New Roman" w:eastAsia="Times New Roman" w:hAnsi="Times New Roman" w:cs="Times New Roman"/>
-          <w:sz w:val="24"/>
-          <w:szCs w:val="24"/>
-          <w:lang w:val="en-US" w:bidi="ar-SA"/>
-        </w:rPr>
-        <w:t>c.Rita works hard. She passed the exam.</w:t>
-      </w:r>
-    </w:p>
-    <w:p>
-      <w:pPr>
-        <w:spacing w:after="0" w:line="240" w:lineRule="auto"/>
-        <w:jc w:val="both"/>
-        <w:rPr>
-          <w:rFonts w:ascii="Times New Roman" w:eastAsia="Times New Roman" w:hAnsi="Times New Roman" w:cs="Times New Roman"/>
-          <w:sz w:val="24"/>
-          <w:szCs w:val="24"/>
-          <w:lang w:val="en-US" w:bidi="ar-SA"/>
-        </w:rPr>
-      </w:pPr>
-      <w:r>
-        <w:rPr>
-          <w:rFonts w:ascii="Times New Roman" w:eastAsia="Times New Roman" w:hAnsi="Times New Roman" w:cs="Times New Roman"/>
-          <w:sz w:val="24"/>
-          <w:szCs w:val="24"/>
-          <w:lang w:val="en-US" w:bidi="ar-SA"/>
-        </w:rPr>
-        <w:t>d.She likes tea. She doesn't like coffee.</w:t>
-      </w:r>
-    </w:p>
-    <w:p>
-      <w:pPr>
-        <w:spacing w:after="0" w:line="240" w:lineRule="auto"/>
-        <w:jc w:val="both"/>
-        <w:rPr>
-          <w:rFonts w:ascii="Times New Roman" w:eastAsia="Times New Roman" w:hAnsi="Times New Roman" w:cs="Times New Roman"/>
-          <w:sz w:val="24"/>
-          <w:szCs w:val="24"/>
-          <w:lang w:val="en-US" w:bidi="ar-SA"/>
-        </w:rPr>
-      </w:pPr>
-    </w:p>
-    <w:p>
-      <w:pPr>
-        <w:spacing w:after="0" w:line="240" w:lineRule="auto"/>
-        <w:jc w:val="both"/>
-        <w:rPr>
-          <w:rFonts w:ascii="Times New Roman" w:eastAsia="Times New Roman" w:hAnsi="Times New Roman" w:cs="Times New Roman"/>
-          <w:b/>
-          <w:sz w:val="24"/>
-          <w:szCs w:val="24"/>
-          <w:lang w:val="en-US" w:bidi="ar-SA"/>
-        </w:rPr>
-      </w:pPr>
-      <w:r>
-        <w:rPr>
-          <w:rFonts w:ascii="Times New Roman" w:eastAsia="Times New Roman" w:hAnsi="Times New Roman" w:cs="Times New Roman"/>
-          <w:b/>
-          <w:sz w:val="24"/>
-          <w:szCs w:val="24"/>
-          <w:lang w:val="en-US" w:bidi="ar-SA"/>
-        </w:rPr>
-        <w:t>3.Change the following sentences into passive voice.</w:t>
+        <w:t>b.</w:t>
+      </w:r>
+      <w:r>
+        <w:rPr>
+          <w:rFonts w:ascii="Times New Roman" w:eastAsia="Times New Roman" w:hAnsi="Times New Roman" w:cs="Times New Roman"/>
+          <w:sz w:val="24"/>
+          <w:szCs w:val="24"/>
+          <w:lang w:val="en-US" w:bidi="ar-SA"/>
+        </w:rPr>
+        <w:t xml:space="preserve"> </w:t>
+      </w:r>
+      <w:r>
+        <w:rPr>
+          <w:rFonts w:ascii="Times New Roman" w:eastAsia="Times New Roman" w:hAnsi="Times New Roman" w:cs="Times New Roman"/>
+          <w:sz w:val="24"/>
+          <w:szCs w:val="24"/>
+          <w:lang w:val="en-US" w:bidi="ar-SA"/>
+        </w:rPr>
+        <w:t xml:space="preserve">He would </w:t>
+      </w:r>
+      <w:proofErr w:type="gramStart"/>
+      <w:r>
+        <w:rPr>
+          <w:rFonts w:ascii="Times New Roman" w:eastAsia="Times New Roman" w:hAnsi="Times New Roman" w:cs="Times New Roman"/>
+          <w:sz w:val="24"/>
+          <w:szCs w:val="24"/>
+          <w:lang w:val="en-US" w:bidi="ar-SA"/>
+        </w:rPr>
+        <w:t>pass .</w:t>
+      </w:r>
+      <w:proofErr w:type="gramEnd"/>
+      <w:r>
+        <w:rPr>
+          <w:rFonts w:ascii="Times New Roman" w:eastAsia="Times New Roman" w:hAnsi="Times New Roman" w:cs="Times New Roman"/>
+          <w:sz w:val="24"/>
+          <w:szCs w:val="24"/>
+          <w:lang w:val="en-US" w:bidi="ar-SA"/>
+        </w:rPr>
+        <w:t xml:space="preserve"> He worked hard.</w:t>
+      </w:r>
+    </w:p>
+    <w:p>
+      <w:pPr>
+        <w:spacing w:after="0" w:line="240" w:lineRule="auto"/>
+        <w:jc w:val="both"/>
+        <w:rPr>
+          <w:rFonts w:ascii="Times New Roman" w:eastAsia="Times New Roman" w:hAnsi="Times New Roman" w:cs="Times New Roman"/>
+          <w:sz w:val="24"/>
+          <w:szCs w:val="24"/>
+          <w:lang w:val="en-US" w:bidi="ar-SA"/>
+        </w:rPr>
+      </w:pPr>
+      <w:r>
+        <w:rPr>
+          <w:rFonts w:ascii="Times New Roman" w:eastAsia="Times New Roman" w:hAnsi="Times New Roman" w:cs="Times New Roman"/>
+          <w:sz w:val="24"/>
+          <w:szCs w:val="24"/>
+          <w:lang w:val="en-US" w:bidi="ar-SA"/>
+        </w:rPr>
+        <w:t>c.</w:t>
+      </w:r>
+      <w:r>
+        <w:rPr>
+          <w:rFonts w:ascii="Times New Roman" w:eastAsia="Times New Roman" w:hAnsi="Times New Roman" w:cs="Times New Roman"/>
+          <w:sz w:val="24"/>
+          <w:szCs w:val="24"/>
+          <w:lang w:val="en-US" w:bidi="ar-SA"/>
+        </w:rPr>
+        <w:t xml:space="preserve"> </w:t>
+      </w:r>
+      <w:r>
+        <w:rPr>
+          <w:rFonts w:ascii="Times New Roman" w:eastAsia="Times New Roman" w:hAnsi="Times New Roman" w:cs="Times New Roman"/>
+          <w:sz w:val="24"/>
+          <w:szCs w:val="24"/>
+          <w:lang w:val="en-US" w:bidi="ar-SA"/>
+        </w:rPr>
+        <w:t>Rita works hard. She passed the exam.</w:t>
+      </w:r>
+    </w:p>
+    <w:p>
+      <w:pPr>
+        <w:spacing w:after="0" w:line="240" w:lineRule="auto"/>
+        <w:jc w:val="both"/>
+        <w:rPr>
+          <w:rFonts w:ascii="Times New Roman" w:eastAsia="Times New Roman" w:hAnsi="Times New Roman" w:cs="Times New Roman"/>
+          <w:sz w:val="24"/>
+          <w:szCs w:val="24"/>
+          <w:lang w:val="en-US" w:bidi="ar-SA"/>
+        </w:rPr>
+      </w:pPr>
+      <w:r>
+        <w:rPr>
+          <w:rFonts w:ascii="Times New Roman" w:eastAsia="Times New Roman" w:hAnsi="Times New Roman" w:cs="Times New Roman"/>
+          <w:sz w:val="24"/>
+          <w:szCs w:val="24"/>
+          <w:lang w:val="en-US" w:bidi="ar-SA"/>
+        </w:rPr>
+        <w:t>d.</w:t>
+      </w:r>
+      <w:r>
+        <w:rPr>
+          <w:rFonts w:ascii="Times New Roman" w:eastAsia="Times New Roman" w:hAnsi="Times New Roman" w:cs="Times New Roman"/>
+          <w:sz w:val="24"/>
+          <w:szCs w:val="24"/>
+          <w:lang w:val="en-US" w:bidi="ar-SA"/>
+        </w:rPr>
+        <w:t xml:space="preserve"> </w:t>
+      </w:r>
+      <w:r>
+        <w:rPr>
+          <w:rFonts w:ascii="Times New Roman" w:eastAsia="Times New Roman" w:hAnsi="Times New Roman" w:cs="Times New Roman"/>
+          <w:sz w:val="24"/>
+          <w:szCs w:val="24"/>
+          <w:lang w:val="en-US" w:bidi="ar-SA"/>
+        </w:rPr>
+        <w:t>She likes tea. She doesn't like coffee.</w:t>
+      </w:r>
+    </w:p>
+    <w:p>
+      <w:pPr>
+        <w:spacing w:after="0" w:line="240" w:lineRule="auto"/>
+        <w:jc w:val="both"/>
+        <w:rPr>
+          <w:rFonts w:ascii="Times New Roman" w:eastAsia="Times New Roman" w:hAnsi="Times New Roman" w:cs="Times New Roman"/>
+          <w:sz w:val="24"/>
+          <w:szCs w:val="24"/>
+          <w:lang w:val="en-US" w:bidi="ar-SA"/>
+        </w:rPr>
+      </w:pPr>
+    </w:p>
+    <w:p>
+      <w:pPr>
+        <w:spacing w:after="0" w:line="240" w:lineRule="auto"/>
+        <w:jc w:val="both"/>
+        <w:rPr>
+          <w:rFonts w:ascii="Times New Roman" w:eastAsia="Times New Roman" w:hAnsi="Times New Roman" w:cs="Times New Roman"/>
+          <w:b/>
+          <w:sz w:val="24"/>
+          <w:szCs w:val="24"/>
+          <w:lang w:val="en-US" w:bidi="ar-SA"/>
+        </w:rPr>
+      </w:pPr>
+    </w:p>
+    <w:p>
+      <w:pPr>
+        <w:spacing w:after="0" w:line="240" w:lineRule="auto"/>
+        <w:jc w:val="both"/>
+        <w:rPr>
+          <w:rFonts w:ascii="Times New Roman" w:eastAsia="Times New Roman" w:hAnsi="Times New Roman" w:cs="Times New Roman"/>
+          <w:b/>
+          <w:sz w:val="24"/>
+          <w:szCs w:val="24"/>
+          <w:lang w:val="en-US" w:bidi="ar-SA"/>
+        </w:rPr>
+      </w:pPr>
+      <w:r>
+        <w:rPr>
+          <w:rFonts w:ascii="Times New Roman" w:eastAsia="Times New Roman" w:hAnsi="Times New Roman" w:cs="Times New Roman"/>
+          <w:b/>
+          <w:sz w:val="24"/>
+          <w:szCs w:val="24"/>
+          <w:lang w:val="en-US" w:bidi="ar-SA"/>
+        </w:rPr>
+        <w:t>3.</w:t>
+      </w:r>
+      <w:r>
+        <w:rPr>
+          <w:rFonts w:ascii="Times New Roman" w:eastAsia="Times New Roman" w:hAnsi="Times New Roman" w:cs="Times New Roman"/>
+          <w:b/>
+          <w:sz w:val="24"/>
+          <w:szCs w:val="24"/>
+          <w:lang w:val="en-US" w:bidi="ar-SA"/>
+        </w:rPr>
+        <w:t xml:space="preserve"> </w:t>
+      </w:r>
+      <w:r>
+        <w:rPr>
+          <w:rFonts w:ascii="Times New Roman" w:eastAsia="Times New Roman" w:hAnsi="Times New Roman" w:cs="Times New Roman"/>
+          <w:b/>
+          <w:sz w:val="24"/>
+          <w:szCs w:val="24"/>
+          <w:lang w:val="en-US" w:bidi="ar-SA"/>
+        </w:rPr>
+        <w:t>Change the following sentences into passive voice.</w:t>
       </w:r>
       <w:r>
         <w:rPr>
@@ -1049,15 +1225,27 @@
         </w:rPr>
         <w:t xml:space="preserve">              </w:t>
       </w:r>
-      <w:r>
-        <w:rPr>
-          <w:rFonts w:ascii="Times New Roman" w:eastAsia="Times New Roman" w:hAnsi="Times New Roman" w:cs="Times New Roman"/>
-          <w:b/>
-          <w:sz w:val="24"/>
-          <w:szCs w:val="24"/>
-          <w:lang w:val="en-US" w:bidi="ar-SA"/>
-        </w:rPr>
-        <w:t xml:space="preserve"> ( 4×1=4)           </w:t>
+      <w:proofErr w:type="gramStart"/>
+      <w:r>
+        <w:rPr>
+          <w:rFonts w:ascii="Times New Roman" w:eastAsia="Times New Roman" w:hAnsi="Times New Roman" w:cs="Times New Roman"/>
+          <w:b/>
+          <w:sz w:val="24"/>
+          <w:szCs w:val="24"/>
+          <w:lang w:val="en-US" w:bidi="ar-SA"/>
+        </w:rPr>
+        <w:t>( 4</w:t>
+      </w:r>
+      <w:proofErr w:type="gramEnd"/>
+      <w:r>
+        <w:rPr>
+          <w:rFonts w:ascii="Times New Roman" w:eastAsia="Times New Roman" w:hAnsi="Times New Roman" w:cs="Times New Roman"/>
+          <w:b/>
+          <w:sz w:val="24"/>
+          <w:szCs w:val="24"/>
+          <w:lang w:val="en-US" w:bidi="ar-SA"/>
+        </w:rPr>
+        <w:t>×1=4)           </w:t>
       </w:r>
     </w:p>
     <w:p>
@@ -1176,7 +1364,27 @@
           <w:szCs w:val="24"/>
           <w:lang w:val="en-US" w:bidi="ar-SA"/>
         </w:rPr>
-        <w:t xml:space="preserve">4.Change the following sentence into indirect speech. </w:t>
+        <w:t>4.</w:t>
+      </w:r>
+      <w:r>
+        <w:rPr>
+          <w:rFonts w:ascii="Times New Roman" w:eastAsia="Times New Roman" w:hAnsi="Times New Roman" w:cs="Times New Roman"/>
+          <w:b/>
+          <w:sz w:val="24"/>
+          <w:szCs w:val="24"/>
+          <w:lang w:val="en-US" w:bidi="ar-SA"/>
+        </w:rPr>
+        <w:t xml:space="preserve"> </w:t>
+      </w:r>
+      <w:r>
+        <w:rPr>
+          <w:rFonts w:ascii="Times New Roman" w:eastAsia="Times New Roman" w:hAnsi="Times New Roman" w:cs="Times New Roman"/>
+          <w:b/>
+          <w:sz w:val="24"/>
+          <w:szCs w:val="24"/>
+          <w:lang w:val="en-US" w:bidi="ar-SA"/>
+        </w:rPr>
+        <w:t xml:space="preserve">Change the following sentence into indirect speech. </w:t>
       </w:r>
       <w:r>
         <w:rPr>
@@ -1188,99 +1396,183 @@
         </w:rPr>
         <w:t xml:space="preserve">        </w:t>
       </w:r>
-      <w:r>
-        <w:rPr>
-          <w:rFonts w:ascii="Times New Roman" w:eastAsia="Times New Roman" w:hAnsi="Times New Roman" w:cs="Times New Roman"/>
-          <w:b/>
-          <w:sz w:val="24"/>
-          <w:szCs w:val="24"/>
-          <w:lang w:val="en-US" w:bidi="ar-SA"/>
-        </w:rPr>
-        <w:t>( 4×1=4)           </w:t>
-      </w:r>
-    </w:p>
-    <w:p>
-      <w:pPr>
-        <w:spacing w:after="0" w:line="240" w:lineRule="auto"/>
-        <w:jc w:val="both"/>
-        <w:rPr>
-          <w:rFonts w:ascii="Times New Roman" w:eastAsia="Times New Roman" w:hAnsi="Times New Roman" w:cs="Times New Roman"/>
-          <w:sz w:val="24"/>
-          <w:szCs w:val="24"/>
-          <w:lang w:val="en-US" w:bidi="ar-SA"/>
-        </w:rPr>
-      </w:pPr>
-      <w:r>
-        <w:rPr>
-          <w:rFonts w:ascii="Times New Roman" w:eastAsia="Times New Roman" w:hAnsi="Times New Roman" w:cs="Times New Roman"/>
-          <w:sz w:val="24"/>
-          <w:szCs w:val="24"/>
-          <w:lang w:val="en-US" w:bidi="ar-SA"/>
-        </w:rPr>
-        <w:t>a) Binit said Ram,"He is at home now"</w:t>
-      </w:r>
-    </w:p>
-    <w:p>
-      <w:pPr>
-        <w:spacing w:after="0" w:line="240" w:lineRule="auto"/>
-        <w:jc w:val="both"/>
-        <w:rPr>
-          <w:rFonts w:ascii="Times New Roman" w:eastAsia="Times New Roman" w:hAnsi="Times New Roman" w:cs="Times New Roman"/>
-          <w:sz w:val="24"/>
-          <w:szCs w:val="24"/>
-          <w:lang w:val="en-US" w:bidi="ar-SA"/>
-        </w:rPr>
-      </w:pPr>
-      <w:r>
-        <w:rPr>
-          <w:rFonts w:ascii="Times New Roman" w:eastAsia="Times New Roman" w:hAnsi="Times New Roman" w:cs="Times New Roman"/>
-          <w:sz w:val="24"/>
-          <w:szCs w:val="24"/>
-          <w:lang w:val="en-US" w:bidi="ar-SA"/>
-        </w:rPr>
-        <w:t>b) Nutan said,"Honesty is the best policy."  </w:t>
-      </w:r>
-    </w:p>
-    <w:p>
-      <w:pPr>
-        <w:spacing w:after="0" w:line="240" w:lineRule="auto"/>
-        <w:jc w:val="both"/>
-        <w:rPr>
-          <w:rFonts w:ascii="Times New Roman" w:eastAsia="Times New Roman" w:hAnsi="Times New Roman" w:cs="Times New Roman"/>
-          <w:sz w:val="24"/>
-          <w:szCs w:val="24"/>
-          <w:lang w:val="en-US" w:bidi="ar-SA"/>
-        </w:rPr>
-      </w:pPr>
-      <w:r>
-        <w:rPr>
-          <w:rFonts w:ascii="Times New Roman" w:eastAsia="Times New Roman" w:hAnsi="Times New Roman" w:cs="Times New Roman"/>
-          <w:sz w:val="24"/>
-          <w:szCs w:val="24"/>
-          <w:lang w:val="en-US" w:bidi="ar-SA"/>
-        </w:rPr>
-        <w:t>c) My father said to me,"Who broke this glass?"</w:t>
-      </w:r>
-    </w:p>
-    <w:p>
-      <w:pPr>
-        <w:spacing w:after="0" w:line="240" w:lineRule="auto"/>
-        <w:jc w:val="both"/>
-        <w:rPr>
-          <w:rFonts w:ascii="Times New Roman" w:eastAsia="Times New Roman" w:hAnsi="Times New Roman" w:cs="Times New Roman"/>
-          <w:sz w:val="24"/>
-          <w:szCs w:val="24"/>
-          <w:lang w:val="en-US" w:bidi="ar-SA"/>
-        </w:rPr>
-      </w:pPr>
-      <w:r>
-        <w:rPr>
-          <w:rFonts w:ascii="Times New Roman" w:eastAsia="Times New Roman" w:hAnsi="Times New Roman" w:cs="Times New Roman"/>
-          <w:sz w:val="24"/>
-          <w:szCs w:val="24"/>
-          <w:lang w:val="en-US" w:bidi="ar-SA"/>
-        </w:rPr>
-        <w:t>d) He said to her,"Are you playing chess?"</w:t>
+      <w:proofErr w:type="gramStart"/>
+      <w:r>
+        <w:rPr>
+          <w:rFonts w:ascii="Times New Roman" w:eastAsia="Times New Roman" w:hAnsi="Times New Roman" w:cs="Times New Roman"/>
+          <w:b/>
+          <w:sz w:val="24"/>
+          <w:szCs w:val="24"/>
+          <w:lang w:val="en-US" w:bidi="ar-SA"/>
+        </w:rPr>
+        <w:t>( 4</w:t>
+      </w:r>
+      <w:proofErr w:type="gramEnd"/>
+      <w:r>
+        <w:rPr>
+          <w:rFonts w:ascii="Times New Roman" w:eastAsia="Times New Roman" w:hAnsi="Times New Roman" w:cs="Times New Roman"/>
+          <w:b/>
+          <w:sz w:val="24"/>
+          <w:szCs w:val="24"/>
+          <w:lang w:val="en-US" w:bidi="ar-SA"/>
+        </w:rPr>
+        <w:t>×1=4)           </w:t>
+      </w:r>
+    </w:p>
+    <w:p>
+      <w:pPr>
+        <w:spacing w:after="0" w:line="240" w:lineRule="auto"/>
+        <w:jc w:val="both"/>
+        <w:rPr>
+          <w:rFonts w:ascii="Times New Roman" w:eastAsia="Times New Roman" w:hAnsi="Times New Roman" w:cs="Times New Roman"/>
+          <w:sz w:val="24"/>
+          <w:szCs w:val="24"/>
+          <w:lang w:val="en-US" w:bidi="ar-SA"/>
+        </w:rPr>
+      </w:pPr>
+      <w:r>
+        <w:rPr>
+          <w:rFonts w:ascii="Times New Roman" w:eastAsia="Times New Roman" w:hAnsi="Times New Roman" w:cs="Times New Roman"/>
+          <w:sz w:val="24"/>
+          <w:szCs w:val="24"/>
+          <w:lang w:val="en-US" w:bidi="ar-SA"/>
+        </w:rPr>
+        <w:t>a) Binit said Ram,</w:t>
+      </w:r>
+      <w:r>
+        <w:rPr>
+          <w:rFonts w:ascii="Times New Roman" w:eastAsia="Times New Roman" w:hAnsi="Times New Roman" w:cs="Times New Roman"/>
+          <w:sz w:val="24"/>
+          <w:szCs w:val="24"/>
+          <w:lang w:val="en-US" w:bidi="ar-SA"/>
+        </w:rPr>
+        <w:t xml:space="preserve"> </w:t>
+      </w:r>
+      <w:r>
+        <w:rPr>
+          <w:rFonts w:ascii="Times New Roman" w:eastAsia="Times New Roman" w:hAnsi="Times New Roman" w:cs="Times New Roman"/>
+          <w:sz w:val="24"/>
+          <w:szCs w:val="24"/>
+          <w:lang w:val="en-US" w:bidi="ar-SA"/>
+        </w:rPr>
+        <w:t>"He is at home now"</w:t>
+      </w:r>
+    </w:p>
+    <w:p>
+      <w:pPr>
+        <w:spacing w:after="0" w:line="240" w:lineRule="auto"/>
+        <w:jc w:val="both"/>
+        <w:rPr>
+          <w:rFonts w:ascii="Times New Roman" w:eastAsia="Times New Roman" w:hAnsi="Times New Roman" w:cs="Times New Roman"/>
+          <w:sz w:val="24"/>
+          <w:szCs w:val="24"/>
+          <w:lang w:val="en-US" w:bidi="ar-SA"/>
+        </w:rPr>
+      </w:pPr>
+      <w:r>
+        <w:rPr>
+          <w:rFonts w:ascii="Times New Roman" w:eastAsia="Times New Roman" w:hAnsi="Times New Roman" w:cs="Times New Roman"/>
+          <w:sz w:val="24"/>
+          <w:szCs w:val="24"/>
+          <w:lang w:val="en-US" w:bidi="ar-SA"/>
+        </w:rPr>
+        <w:t>b) Nutan said,</w:t>
+      </w:r>
+      <w:r>
+        <w:rPr>
+          <w:rFonts w:ascii="Times New Roman" w:eastAsia="Times New Roman" w:hAnsi="Times New Roman" w:cs="Times New Roman"/>
+          <w:sz w:val="24"/>
+          <w:szCs w:val="24"/>
+          <w:lang w:val="en-US" w:bidi="ar-SA"/>
+        </w:rPr>
+        <w:t xml:space="preserve"> </w:t>
+      </w:r>
+      <w:r>
+        <w:rPr>
+          <w:rFonts w:ascii="Times New Roman" w:eastAsia="Times New Roman" w:hAnsi="Times New Roman" w:cs="Times New Roman"/>
+          <w:sz w:val="24"/>
+          <w:szCs w:val="24"/>
+          <w:lang w:val="en-US" w:bidi="ar-SA"/>
+        </w:rPr>
+        <w:t>"Honesty is the best policy."  </w:t>
+      </w:r>
+    </w:p>
+    <w:p>
+      <w:pPr>
+        <w:spacing w:after="0" w:line="240" w:lineRule="auto"/>
+        <w:jc w:val="both"/>
+        <w:rPr>
+          <w:rFonts w:ascii="Times New Roman" w:eastAsia="Times New Roman" w:hAnsi="Times New Roman" w:cs="Times New Roman"/>
+          <w:sz w:val="24"/>
+          <w:szCs w:val="24"/>
+          <w:lang w:val="en-US" w:bidi="ar-SA"/>
+        </w:rPr>
+      </w:pPr>
+      <w:r>
+        <w:rPr>
+          <w:rFonts w:ascii="Times New Roman" w:eastAsia="Times New Roman" w:hAnsi="Times New Roman" w:cs="Times New Roman"/>
+          <w:sz w:val="24"/>
+          <w:szCs w:val="24"/>
+          <w:lang w:val="en-US" w:bidi="ar-SA"/>
+        </w:rPr>
+        <w:t>c) My father said to me,</w:t>
+      </w:r>
+      <w:r>
+        <w:rPr>
+          <w:rFonts w:ascii="Times New Roman" w:eastAsia="Times New Roman" w:hAnsi="Times New Roman" w:cs="Times New Roman"/>
+          <w:sz w:val="24"/>
+          <w:szCs w:val="24"/>
+          <w:lang w:val="en-US" w:bidi="ar-SA"/>
+        </w:rPr>
+        <w:t xml:space="preserve"> </w:t>
+      </w:r>
+      <w:r>
+        <w:rPr>
+          <w:rFonts w:ascii="Times New Roman" w:eastAsia="Times New Roman" w:hAnsi="Times New Roman" w:cs="Times New Roman"/>
+          <w:sz w:val="24"/>
+          <w:szCs w:val="24"/>
+          <w:lang w:val="en-US" w:bidi="ar-SA"/>
+        </w:rPr>
+        <w:t>"Who broke this glass?"</w:t>
+      </w:r>
+    </w:p>
+    <w:p>
+      <w:pPr>
+        <w:spacing w:after="0" w:line="240" w:lineRule="auto"/>
+        <w:jc w:val="both"/>
+        <w:rPr>
+          <w:rFonts w:ascii="Times New Roman" w:eastAsia="Times New Roman" w:hAnsi="Times New Roman" w:cs="Times New Roman"/>
+          <w:sz w:val="24"/>
+          <w:szCs w:val="24"/>
+          <w:lang w:val="en-US" w:bidi="ar-SA"/>
+        </w:rPr>
+      </w:pPr>
+      <w:r>
+        <w:rPr>
+          <w:rFonts w:ascii="Times New Roman" w:eastAsia="Times New Roman" w:hAnsi="Times New Roman" w:cs="Times New Roman"/>
+          <w:sz w:val="24"/>
+          <w:szCs w:val="24"/>
+          <w:lang w:val="en-US" w:bidi="ar-SA"/>
+        </w:rPr>
+        <w:t>d) He said to her,</w:t>
+      </w:r>
+      <w:r>
+        <w:rPr>
+          <w:rFonts w:ascii="Times New Roman" w:eastAsia="Times New Roman" w:hAnsi="Times New Roman" w:cs="Times New Roman"/>
+          <w:sz w:val="24"/>
+          <w:szCs w:val="24"/>
+          <w:lang w:val="en-US" w:bidi="ar-SA"/>
+        </w:rPr>
+        <w:t xml:space="preserve"> </w:t>
+      </w:r>
+      <w:r>
+        <w:rPr>
+          <w:rFonts w:ascii="Times New Roman" w:eastAsia="Times New Roman" w:hAnsi="Times New Roman" w:cs="Times New Roman"/>
+          <w:sz w:val="24"/>
+          <w:szCs w:val="24"/>
+          <w:lang w:val="en-US" w:bidi="ar-SA"/>
+        </w:rPr>
+        <w:t>"Are you playing chess?"</w:t>
       </w:r>
     </w:p>
     <w:p>
@@ -1416,7 +1708,25 @@
           <w:szCs w:val="24"/>
           <w:lang w:val="en-US" w:bidi="ar-SA"/>
         </w:rPr>
-        <w:t>c.They ....... already.......food wh</w:t>
+        <w:t>c.</w:t>
+      </w:r>
+      <w:r>
+        <w:rPr>
+          <w:rFonts w:ascii="Times New Roman" w:eastAsia="Times New Roman" w:hAnsi="Times New Roman" w:cs="Times New Roman"/>
+          <w:sz w:val="24"/>
+          <w:szCs w:val="24"/>
+          <w:lang w:val="en-US" w:bidi="ar-SA"/>
+        </w:rPr>
+        <w:t xml:space="preserve"> </w:t>
+      </w:r>
+      <w:r>
+        <w:rPr>
+          <w:rFonts w:ascii="Times New Roman" w:eastAsia="Times New Roman" w:hAnsi="Times New Roman" w:cs="Times New Roman"/>
+          <w:sz w:val="24"/>
+          <w:szCs w:val="24"/>
+          <w:lang w:val="en-US" w:bidi="ar-SA"/>
+        </w:rPr>
+        <w:t>They ....... already.......food wh</w:t>
       </w:r>
       <w:r>
         <w:rPr>
@@ -1446,7 +1756,47 @@
           <w:szCs w:val="24"/>
           <w:lang w:val="en-US" w:bidi="ar-SA"/>
         </w:rPr>
-        <w:t>d. They .....me next Friday. ( meet)</w:t>
+        <w:t xml:space="preserve">d. They </w:t>
+      </w:r>
+      <w:proofErr w:type="gramStart"/>
+      <w:r>
+        <w:rPr>
+          <w:rFonts w:ascii="Times New Roman" w:eastAsia="Times New Roman" w:hAnsi="Times New Roman" w:cs="Times New Roman"/>
+          <w:sz w:val="24"/>
+          <w:szCs w:val="24"/>
+          <w:lang w:val="en-US" w:bidi="ar-SA"/>
+        </w:rPr>
+        <w:t>.....</w:t>
+      </w:r>
+      <w:proofErr w:type="gramEnd"/>
+      <w:r>
+        <w:rPr>
+          <w:rFonts w:ascii="Times New Roman" w:eastAsia="Times New Roman" w:hAnsi="Times New Roman" w:cs="Times New Roman"/>
+          <w:sz w:val="24"/>
+          <w:szCs w:val="24"/>
+          <w:lang w:val="en-US" w:bidi="ar-SA"/>
+        </w:rPr>
+        <w:t xml:space="preserve">me next Friday. </w:t>
+      </w:r>
+      <w:proofErr w:type="gramStart"/>
+      <w:r>
+        <w:rPr>
+          <w:rFonts w:ascii="Times New Roman" w:eastAsia="Times New Roman" w:hAnsi="Times New Roman" w:cs="Times New Roman"/>
+          <w:sz w:val="24"/>
+          <w:szCs w:val="24"/>
+          <w:lang w:val="en-US" w:bidi="ar-SA"/>
+        </w:rPr>
+        <w:t>( meet</w:t>
+      </w:r>
+      <w:proofErr w:type="gramEnd"/>
+      <w:r>
+        <w:rPr>
+          <w:rFonts w:ascii="Times New Roman" w:eastAsia="Times New Roman" w:hAnsi="Times New Roman" w:cs="Times New Roman"/>
+          <w:sz w:val="24"/>
+          <w:szCs w:val="24"/>
+          <w:lang w:val="en-US" w:bidi="ar-SA"/>
+        </w:rPr>
+        <w:t>)</w:t>
       </w:r>
     </w:p>
     <w:p>
@@ -1602,6 +1952,7 @@
                 <w:lang w:val="en-US" w:bidi="ar-SA"/>
               </w:rPr>
             </w:pPr>
+            <w:proofErr w:type="gramStart"/>
             <w:r>
               <w:rPr>
                 <w:rFonts w:ascii="Times New Roman" w:eastAsia="Times New Roman" w:hAnsi="Times New Roman" w:cs="Times New Roman"/>
@@ -1609,7 +1960,17 @@
                 <w:szCs w:val="24"/>
                 <w:lang w:val="en-US" w:bidi="ar-SA"/>
               </w:rPr>
-              <w:t>e.Bye! See you again</w:t>
+              <w:t>e.Bye</w:t>
+            </w:r>
+            <w:proofErr w:type="gramEnd"/>
+            <w:r>
+              <w:rPr>
+                <w:rFonts w:ascii="Times New Roman" w:eastAsia="Times New Roman" w:hAnsi="Times New Roman" w:cs="Times New Roman"/>
+                <w:sz w:val="24"/>
+                <w:szCs w:val="24"/>
+                <w:lang w:val="en-US" w:bidi="ar-SA"/>
+              </w:rPr>
+              <w:t>! See you again</w:t>
             </w:r>
           </w:p>
         </w:tc>
@@ -1654,28 +2015,64 @@
           <w:szCs w:val="24"/>
           <w:lang w:val="en-US" w:bidi="ar-SA"/>
         </w:rPr>
-        <w:t>lak:Good morning, madam!</w:t>
-      </w:r>
-    </w:p>
-    <w:p>
-      <w:pPr>
-        <w:spacing w:after="0" w:line="240" w:lineRule="auto"/>
-        <w:jc w:val="both"/>
-        <w:rPr>
-          <w:rFonts w:ascii="Times New Roman" w:eastAsia="Times New Roman" w:hAnsi="Times New Roman" w:cs="Times New Roman"/>
-          <w:sz w:val="24"/>
-          <w:szCs w:val="24"/>
-          <w:lang w:val="en-US" w:bidi="ar-SA"/>
-        </w:rPr>
-      </w:pPr>
-      <w:r>
-        <w:rPr>
-          <w:rFonts w:ascii="Times New Roman" w:eastAsia="Times New Roman" w:hAnsi="Times New Roman" w:cs="Times New Roman"/>
-          <w:sz w:val="24"/>
-          <w:szCs w:val="24"/>
-          <w:lang w:val="en-US" w:bidi="ar-SA"/>
-        </w:rPr>
-        <w:t>Punam:..............How can I help you?</w:t>
+        <w:t>lak:</w:t>
+      </w:r>
+      <w:r>
+        <w:rPr>
+          <w:rFonts w:ascii="Times New Roman" w:eastAsia="Times New Roman" w:hAnsi="Times New Roman" w:cs="Times New Roman"/>
+          <w:sz w:val="24"/>
+          <w:szCs w:val="24"/>
+          <w:lang w:val="en-US" w:bidi="ar-SA"/>
+        </w:rPr>
+        <w:t xml:space="preserve"> </w:t>
+      </w:r>
+      <w:r>
+        <w:rPr>
+          <w:rFonts w:ascii="Times New Roman" w:eastAsia="Times New Roman" w:hAnsi="Times New Roman" w:cs="Times New Roman"/>
+          <w:sz w:val="24"/>
+          <w:szCs w:val="24"/>
+          <w:lang w:val="en-US" w:bidi="ar-SA"/>
+        </w:rPr>
+        <w:t>Good morning, madam!</w:t>
+      </w:r>
+    </w:p>
+    <w:p>
+      <w:pPr>
+        <w:spacing w:after="0" w:line="240" w:lineRule="auto"/>
+        <w:jc w:val="both"/>
+        <w:rPr>
+          <w:rFonts w:ascii="Times New Roman" w:eastAsia="Times New Roman" w:hAnsi="Times New Roman" w:cs="Times New Roman"/>
+          <w:sz w:val="24"/>
+          <w:szCs w:val="24"/>
+          <w:lang w:val="en-US" w:bidi="ar-SA"/>
+        </w:rPr>
+      </w:pPr>
+      <w:r>
+        <w:rPr>
+          <w:rFonts w:ascii="Times New Roman" w:eastAsia="Times New Roman" w:hAnsi="Times New Roman" w:cs="Times New Roman"/>
+          <w:sz w:val="24"/>
+          <w:szCs w:val="24"/>
+          <w:lang w:val="en-US" w:bidi="ar-SA"/>
+        </w:rPr>
+        <w:t>Punam:</w:t>
+      </w:r>
+      <w:r>
+        <w:rPr>
+          <w:rFonts w:ascii="Times New Roman" w:eastAsia="Times New Roman" w:hAnsi="Times New Roman" w:cs="Times New Roman"/>
+          <w:sz w:val="24"/>
+          <w:szCs w:val="24"/>
+          <w:lang w:val="en-US" w:bidi="ar-SA"/>
+        </w:rPr>
+        <w:t xml:space="preserve"> </w:t>
+      </w:r>
+      <w:r>
+        <w:rPr>
+          <w:rFonts w:ascii="Times New Roman" w:eastAsia="Times New Roman" w:hAnsi="Times New Roman" w:cs="Times New Roman"/>
+          <w:sz w:val="24"/>
+          <w:szCs w:val="24"/>
+          <w:lang w:val="en-US" w:bidi="ar-SA"/>
+        </w:rPr>
+        <w:t>..............How can I help you?</w:t>
       </w:r>
     </w:p>
     <w:p>
@@ -1726,7 +2123,27 @@
           <w:szCs w:val="24"/>
           <w:lang w:val="en-US" w:bidi="ar-SA"/>
         </w:rPr>
-        <w:t>Punam: Sure, sir !.........I have a house at Rampur, a house at Parbatipur, a house at Saradanagar, a house at Amritnagar Which location do you prefer sir?</w:t>
+        <w:t xml:space="preserve">Punam: Sure, </w:t>
+      </w:r>
+      <w:proofErr w:type="gramStart"/>
+      <w:r>
+        <w:rPr>
+          <w:rFonts w:ascii="Times New Roman" w:eastAsia="Times New Roman" w:hAnsi="Times New Roman" w:cs="Times New Roman"/>
+          <w:sz w:val="24"/>
+          <w:szCs w:val="24"/>
+          <w:lang w:val="en-US" w:bidi="ar-SA"/>
+        </w:rPr>
+        <w:t>sir !</w:t>
+      </w:r>
+      <w:proofErr w:type="gramEnd"/>
+      <w:r>
+        <w:rPr>
+          <w:rFonts w:ascii="Times New Roman" w:eastAsia="Times New Roman" w:hAnsi="Times New Roman" w:cs="Times New Roman"/>
+          <w:sz w:val="24"/>
+          <w:szCs w:val="24"/>
+          <w:lang w:val="en-US" w:bidi="ar-SA"/>
+        </w:rPr>
+        <w:t>.........I have a house at Rampur, a house at Parbatipur, a house at Saradanagar, a house at Amritnagar Which location do you prefer sir?</w:t>
       </w:r>
     </w:p>
     <w:p>
@@ -1756,28 +2173,84 @@
           <w:szCs w:val="24"/>
           <w:lang w:val="en-US" w:bidi="ar-SA"/>
         </w:rPr>
-        <w:t>k:if possible,.............. Is it possible?</w:t>
-      </w:r>
-    </w:p>
-    <w:p>
-      <w:pPr>
-        <w:spacing w:after="0" w:line="240" w:lineRule="auto"/>
-        <w:jc w:val="both"/>
-        <w:rPr>
-          <w:rFonts w:ascii="Times New Roman" w:eastAsia="Times New Roman" w:hAnsi="Times New Roman" w:cs="Times New Roman"/>
-          <w:sz w:val="24"/>
-          <w:szCs w:val="24"/>
-          <w:lang w:val="en-US" w:bidi="ar-SA"/>
-        </w:rPr>
-      </w:pPr>
-      <w:r>
-        <w:rPr>
-          <w:rFonts w:ascii="Times New Roman" w:eastAsia="Times New Roman" w:hAnsi="Times New Roman" w:cs="Times New Roman"/>
-          <w:sz w:val="24"/>
-          <w:szCs w:val="24"/>
-          <w:lang w:val="en-US" w:bidi="ar-SA"/>
-        </w:rPr>
-        <w:t>Punam:Of course! Why not?</w:t>
+        <w:t>k:</w:t>
+      </w:r>
+      <w:r>
+        <w:rPr>
+          <w:rFonts w:ascii="Times New Roman" w:eastAsia="Times New Roman" w:hAnsi="Times New Roman" w:cs="Times New Roman"/>
+          <w:sz w:val="24"/>
+          <w:szCs w:val="24"/>
+          <w:lang w:val="en-US" w:bidi="ar-SA"/>
+        </w:rPr>
+        <w:t xml:space="preserve"> </w:t>
+      </w:r>
+      <w:r>
+        <w:rPr>
+          <w:rFonts w:ascii="Times New Roman" w:eastAsia="Times New Roman" w:hAnsi="Times New Roman" w:cs="Times New Roman"/>
+          <w:sz w:val="24"/>
+          <w:szCs w:val="24"/>
+          <w:lang w:val="en-US" w:bidi="ar-SA"/>
+        </w:rPr>
+        <w:t xml:space="preserve">if </w:t>
+      </w:r>
+      <w:proofErr w:type="gramStart"/>
+      <w:r>
+        <w:rPr>
+          <w:rFonts w:ascii="Times New Roman" w:eastAsia="Times New Roman" w:hAnsi="Times New Roman" w:cs="Times New Roman"/>
+          <w:sz w:val="24"/>
+          <w:szCs w:val="24"/>
+          <w:lang w:val="en-US" w:bidi="ar-SA"/>
+        </w:rPr>
+        <w:t>possible,..............</w:t>
+      </w:r>
+      <w:proofErr w:type="gramEnd"/>
+      <w:r>
+        <w:rPr>
+          <w:rFonts w:ascii="Times New Roman" w:eastAsia="Times New Roman" w:hAnsi="Times New Roman" w:cs="Times New Roman"/>
+          <w:sz w:val="24"/>
+          <w:szCs w:val="24"/>
+          <w:lang w:val="en-US" w:bidi="ar-SA"/>
+        </w:rPr>
+        <w:t xml:space="preserve"> Is it possible?</w:t>
+      </w:r>
+    </w:p>
+    <w:p>
+      <w:pPr>
+        <w:spacing w:after="0" w:line="240" w:lineRule="auto"/>
+        <w:jc w:val="both"/>
+        <w:rPr>
+          <w:rFonts w:ascii="Times New Roman" w:eastAsia="Times New Roman" w:hAnsi="Times New Roman" w:cs="Times New Roman"/>
+          <w:sz w:val="24"/>
+          <w:szCs w:val="24"/>
+          <w:lang w:val="en-US" w:bidi="ar-SA"/>
+        </w:rPr>
+      </w:pPr>
+      <w:r>
+        <w:rPr>
+          <w:rFonts w:ascii="Times New Roman" w:eastAsia="Times New Roman" w:hAnsi="Times New Roman" w:cs="Times New Roman"/>
+          <w:sz w:val="24"/>
+          <w:szCs w:val="24"/>
+          <w:lang w:val="en-US" w:bidi="ar-SA"/>
+        </w:rPr>
+        <w:t>Punam:</w:t>
+      </w:r>
+      <w:r>
+        <w:rPr>
+          <w:rFonts w:ascii="Times New Roman" w:eastAsia="Times New Roman" w:hAnsi="Times New Roman" w:cs="Times New Roman"/>
+          <w:sz w:val="24"/>
+          <w:szCs w:val="24"/>
+          <w:lang w:val="en-US" w:bidi="ar-SA"/>
+        </w:rPr>
+        <w:t xml:space="preserve"> </w:t>
+      </w:r>
+      <w:r>
+        <w:rPr>
+          <w:rFonts w:ascii="Times New Roman" w:eastAsia="Times New Roman" w:hAnsi="Times New Roman" w:cs="Times New Roman"/>
+          <w:sz w:val="24"/>
+          <w:szCs w:val="24"/>
+          <w:lang w:val="en-US" w:bidi="ar-SA"/>
+        </w:rPr>
+        <w:t>Of course! Why not?</w:t>
       </w:r>
     </w:p>
     <w:p>
@@ -1847,6 +2320,8 @@
         <w:spacing w:after="0" w:line="240" w:lineRule="auto"/>
         <w:rPr>
           <w:rFonts w:ascii="Times New Roman" w:hAnsi="Times New Roman" w:cs="Times New Roman"/>
+          <w:b/>
+          <w:bCs/>
           <w:sz w:val="28"/>
           <w:szCs w:val="28"/>
         </w:rPr>
@@ -1854,6 +2329,8 @@
       <w:r>
         <w:rPr>
           <w:rFonts w:ascii="Times New Roman" w:eastAsia="Times New Roman" w:hAnsi="Times New Roman" w:cs="Times New Roman"/>
+          <w:b/>
+          <w:bCs/>
           <w:sz w:val="24"/>
           <w:szCs w:val="24"/>
           <w:lang w:val="en-US" w:bidi="ar-SA"/>
@@ -1863,6 +2340,8 @@
       <w:r>
         <w:rPr>
           <w:rFonts w:ascii="Times New Roman" w:eastAsia="Times New Roman" w:hAnsi="Times New Roman" w:cs="Times New Roman"/>
+          <w:b/>
+          <w:bCs/>
           <w:sz w:val="24"/>
           <w:szCs w:val="24"/>
           <w:lang w:val="en-US" w:bidi="ar-SA"/>
@@ -1872,13 +2351,13 @@
       <w:r>
         <w:rPr>
           <w:rFonts w:ascii="Times New Roman" w:hAnsi="Times New Roman" w:cs="Times New Roman"/>
+          <w:b/>
+          <w:bCs/>
           <w:sz w:val="28"/>
           <w:szCs w:val="28"/>
         </w:rPr>
         <w:t xml:space="preserve">   THE END</w:t>
       </w:r>
-      <w:bookmarkStart w:id="0" w:name="_GoBack"/>
-      <w:bookmarkEnd w:id="0"/>
     </w:p>
     <w:sectPr>
       <w:pgSz w:w="16838" w:h="11906" w:orient="landscape" w:code="9"/>
@@ -1891,7 +2370,7 @@
 </file>
 
 <file path=word/styles.xml><?xml version="1.0" encoding="utf-8"?>
-<w:styles xmlns:mc="http://schemas.openxmlformats.org/markup-compatibility/2006" xmlns:r="http://schemas.openxmlformats.org/officeDocument/2006/relationships" xmlns:w="http://schemas.openxmlformats.org/wordprocessingml/2006/main" xmlns:w14="http://schemas.microsoft.com/office/word/2010/wordml" xmlns:w15="http://schemas.microsoft.com/office/word/2012/wordml" xmlns:w16se="http://schemas.microsoft.com/office/word/2015/wordml/symex" mc:Ignorable="w14 w15 w16se">
+<w:styles xmlns:mc="http://schemas.openxmlformats.org/markup-compatibility/2006" xmlns:r="http://schemas.openxmlformats.org/officeDocument/2006/relationships" xmlns:w="http://schemas.openxmlformats.org/wordprocessingml/2006/main" xmlns:w14="http://schemas.microsoft.com/office/word/2010/wordml" xmlns:w15="http://schemas.microsoft.com/office/word/2012/wordml" xmlns:w16cex="http://schemas.microsoft.com/office/word/2018/wordml/cex" xmlns:w16cid="http://schemas.microsoft.com/office/word/2016/wordml/cid" xmlns:w16="http://schemas.microsoft.com/office/word/2018/wordml" xmlns:w16du="http://schemas.microsoft.com/office/word/2023/wordml/word16du" xmlns:w16sdtdh="http://schemas.microsoft.com/office/word/2020/wordml/sdtdatahash" xmlns:w16sdtfl="http://schemas.microsoft.com/office/word/2024/wordml/sdtformatlock" xmlns:w16se="http://schemas.microsoft.com/office/word/2015/wordml/symex" mc:Ignorable="w14 w15 w16se w16cid w16 w16cex w16sdtdh w16sdtfl w16du">
   <w:docDefaults>
     <w:rPrDefault>
       <w:rPr>
@@ -1906,7 +2385,7 @@
       </w:pPr>
     </w:pPrDefault>
   </w:docDefaults>
-  <w:latentStyles w:defLockedState="0" w:defUIPriority="99" w:defSemiHidden="0" w:defUnhideWhenUsed="0" w:defQFormat="0" w:count="371">
+  <w:latentStyles w:defLockedState="0" w:defUIPriority="99" w:defSemiHidden="0" w:defUnhideWhenUsed="0" w:defQFormat="0" w:count="376">
     <w:lsdException w:name="Normal" w:uiPriority="0" w:qFormat="1"/>
     <w:lsdException w:name="heading 1" w:uiPriority="9" w:qFormat="1"/>
     <w:lsdException w:name="heading 2" w:semiHidden="1" w:uiPriority="9" w:unhideWhenUsed="1" w:qFormat="1"/>
@@ -2278,6 +2757,11 @@
     <w:lsdException w:name="List Table 5 Dark Accent 6" w:uiPriority="50"/>
     <w:lsdException w:name="List Table 6 Colorful Accent 6" w:uiPriority="51"/>
     <w:lsdException w:name="List Table 7 Colorful Accent 6" w:uiPriority="52"/>
+    <w:lsdException w:name="Mention" w:semiHidden="1" w:unhideWhenUsed="1"/>
+    <w:lsdException w:name="Smart Hyperlink" w:semiHidden="1" w:unhideWhenUsed="1"/>
+    <w:lsdException w:name="Hashtag" w:semiHidden="1" w:unhideWhenUsed="1"/>
+    <w:lsdException w:name="Unresolved Mention" w:semiHidden="1" w:unhideWhenUsed="1"/>
+    <w:lsdException w:name="Smart Link" w:semiHidden="1" w:unhideWhenUsed="1"/>
   </w:latentStyles>
   <w:style w:type="paragraph" w:default="1" w:styleId="Normal">
     <w:name w:val="Normal"/>
